--- a/Prototype1/HideAR_IP1_Testing_Plan.docx
+++ b/Prototype1/HideAR_IP1_Testing_Plan.docx
@@ -23,7 +23,7 @@
           <w:b/>
           <w:sz w:val="29"/>
         </w:rPr>
-        <w:t>Testing plan for interactive prototype 1/2b</w:t>
+        <w:t>Testing plan for interactive prototype 2</w:t>
       </w:r>
     </w:p>
     <w:p>
@@ -115,7 +115,7 @@
         <w:spacing w:after="160"/>
       </w:pPr>
       <w:r>
-        <w:t>Participants can scan the real environment, tap a detected surface to place a virtual dinosaur, move around and view it from different positions, and observe that the dinosaur remains at the same real-world position using an AR Anchor. A Reset control allows the prototype to be restarted between participants. The complete hide-and-seek game and final seeking mechanic are intentionally not implemented in Prototype 1.</w:t>
+        <w:t>Participants can scan the real environment, tap a detected surface to place a virtual dinosaur, move around and view it from different positions, and observe that the dinosaur remains at the same real-world position using an AR Anchor. A Reset control allows the prototype to be restarted between participants. The IP2 prototype adds the hide, handoff, countdown, seek, found, and replay flow while continuing to use the official AR Anchor placement workflow.</w:t>
       </w:r>
     </w:p>
     <w:p>
